--- a/testakten/gesellschaftsgruender-ki-krypto-startup-berlin-musterprotokoll/14_erste_100_tage_plan.docx
+++ b/testakten/gesellschaftsgruender-ki-krypto-startup-berlin-musterprotokoll/14_erste_100_tage_plan.docx
@@ -5,16 +5,20 @@
     <w:p>
       <w:pPr>
         <w:pStyle w:val="Heading1"/>
+        <w:spacing w:after="160" w:line="259" w:lineRule="auto"/>
       </w:pPr>
       <w:r>
         <w:rPr>
           <w:rFonts w:ascii="Times New Roman" w:hAnsi="Times New Roman"/>
+          <w:b/>
+          <w:sz w:val="28"/>
         </w:rPr>
         <w:t>Erste 100 Tage NeuroChain Labs GmbH — Plan und Verantwortlichkeiten</w:t>
       </w:r>
     </w:p>
     <w:p>
       <w:pPr>
+        <w:spacing w:line="259" w:lineRule="auto" w:after="60"/>
         <w:jc w:val="left"/>
       </w:pPr>
       <w:r>
@@ -24,29 +28,48 @@
     <w:p>
       <w:pPr>
         <w:pStyle w:val="ListBullet"/>
+        <w:spacing w:before="120" w:after="60" w:line="259" w:lineRule="auto"/>
       </w:pPr>
       <w:r>
+        <w:rPr>
+          <w:rFonts w:ascii="Times New Roman" w:hAnsi="Times New Roman"/>
+          <w:b/>
+          <w:sz w:val="22"/>
+        </w:rPr>
         <w:t>Beurkundung am 03.06.2026 stattfindet</w:t>
       </w:r>
     </w:p>
     <w:p>
       <w:pPr>
         <w:pStyle w:val="ListBullet"/>
+        <w:spacing w:before="120" w:after="60" w:line="259" w:lineRule="auto"/>
       </w:pPr>
       <w:r>
+        <w:rPr>
+          <w:rFonts w:ascii="Times New Roman" w:hAnsi="Times New Roman"/>
+          <w:b/>
+          <w:sz w:val="22"/>
+        </w:rPr>
         <w:t>Eintragung im Handelsregister voraussichtlich 17.06.2026 (ca. zwei Wochen)</w:t>
       </w:r>
     </w:p>
     <w:p>
       <w:pPr>
         <w:pStyle w:val="ListBullet"/>
+        <w:spacing w:before="120" w:after="60" w:line="259" w:lineRule="auto"/>
       </w:pPr>
       <w:r>
+        <w:rPr>
+          <w:rFonts w:ascii="Times New Roman" w:hAnsi="Times New Roman"/>
+          <w:b/>
+          <w:sz w:val="22"/>
+        </w:rPr>
         <w:t>Closing Pfaffenrode bis spätestens 31.07.2026</w:t>
       </w:r>
     </w:p>
     <w:p>
       <w:pPr>
+        <w:spacing w:line="259" w:lineRule="auto" w:after="60"/>
         <w:jc w:val="left"/>
       </w:pPr>
       <w:r>
@@ -56,10 +79,13 @@
     <w:p>
       <w:pPr>
         <w:pStyle w:val="Heading2"/>
+        <w:spacing w:before="120" w:after="60" w:line="259" w:lineRule="auto"/>
       </w:pPr>
       <w:r>
         <w:rPr>
           <w:rFonts w:ascii="Times New Roman" w:hAnsi="Times New Roman"/>
+          <w:b/>
+          <w:sz w:val="22"/>
         </w:rPr>
         <w:t>Phase 1 — Woche 1 bis 2 nach Eintragung</w:t>
       </w:r>
@@ -410,10 +436,13 @@
     <w:p>
       <w:pPr>
         <w:pStyle w:val="Heading2"/>
+        <w:spacing w:before="120" w:after="60" w:line="259" w:lineRule="auto"/>
       </w:pPr>
       <w:r>
         <w:rPr>
           <w:rFonts w:ascii="Times New Roman" w:hAnsi="Times New Roman"/>
+          <w:b/>
+          <w:sz w:val="22"/>
         </w:rPr>
         <w:t>Phase 2 — Woche 3 bis 6 nach Eintragung</w:t>
       </w:r>
@@ -764,6 +793,7 @@
     <w:p>
       <w:pPr>
         <w:pStyle w:val="Heading2"/>
+        <w:spacing w:line="259" w:lineRule="auto" w:after="60"/>
       </w:pPr>
       <w:r>
         <w:rPr>
@@ -1058,6 +1088,7 @@
     <w:p>
       <w:pPr>
         <w:pStyle w:val="Heading2"/>
+        <w:spacing w:line="259" w:lineRule="auto" w:after="60"/>
       </w:pPr>
       <w:r>
         <w:rPr>
@@ -1069,6 +1100,7 @@
     <w:p>
       <w:pPr>
         <w:pStyle w:val="Heading3"/>
+        <w:spacing w:line="259" w:lineRule="auto" w:after="60"/>
       </w:pPr>
       <w:r>
         <w:rPr>
@@ -1079,6 +1111,7 @@
     </w:p>
     <w:p>
       <w:pPr>
+        <w:spacing w:line="259" w:lineRule="auto" w:after="60"/>
         <w:jc w:val="left"/>
       </w:pPr>
       <w:r>
@@ -1088,6 +1121,7 @@
     <w:p>
       <w:pPr>
         <w:pStyle w:val="ListBullet"/>
+        <w:spacing w:line="259" w:lineRule="auto" w:after="60"/>
       </w:pPr>
       <w:r>
         <w:t>Eintragung der Gesellschaft im Handelsregister</w:t>
@@ -1096,6 +1130,7 @@
     <w:p>
       <w:pPr>
         <w:pStyle w:val="ListBullet"/>
+        <w:spacing w:line="259" w:lineRule="auto" w:after="60"/>
       </w:pPr>
       <w:r>
         <w:t>IP-Assignments unterzeichnet</w:t>
@@ -1104,6 +1139,7 @@
     <w:p>
       <w:pPr>
         <w:pStyle w:val="ListBullet"/>
+        <w:spacing w:line="259" w:lineRule="auto" w:after="60"/>
       </w:pPr>
       <w:r>
         <w:t>Lizenzvertrag unterzeichnet</w:t>
@@ -1112,6 +1148,7 @@
     <w:p>
       <w:pPr>
         <w:pStyle w:val="ListBullet"/>
+        <w:spacing w:line="259" w:lineRule="auto" w:after="60"/>
       </w:pPr>
       <w:r>
         <w:t>Side-Letter final</w:t>
@@ -1120,6 +1157,7 @@
     <w:p>
       <w:pPr>
         <w:pStyle w:val="ListBullet"/>
+        <w:spacing w:line="259" w:lineRule="auto" w:after="60"/>
       </w:pPr>
       <w:r>
         <w:t>Bestätigung Eichbaum, dass kein Sacheinlage-Problem</w:t>
@@ -1127,6 +1165,7 @@
     </w:p>
     <w:p>
       <w:pPr>
+        <w:spacing w:line="259" w:lineRule="auto" w:after="60"/>
         <w:jc w:val="left"/>
       </w:pPr>
       <w:r>
@@ -1136,6 +1175,7 @@
     <w:p>
       <w:pPr>
         <w:pStyle w:val="Heading3"/>
+        <w:spacing w:line="259" w:lineRule="auto" w:after="60"/>
       </w:pPr>
       <w:r>
         <w:rPr>
@@ -1146,6 +1186,7 @@
     </w:p>
     <w:p>
       <w:pPr>
+        <w:spacing w:line="259" w:lineRule="auto" w:after="60"/>
         <w:jc w:val="left"/>
       </w:pPr>
       <w:r>
@@ -1155,6 +1196,7 @@
     <w:p>
       <w:pPr>
         <w:pStyle w:val="ListBullet"/>
+        <w:spacing w:line="259" w:lineRule="auto" w:after="60"/>
       </w:pPr>
       <w:r>
         <w:t>Rechteübertragung umfassend, weltweit, unbeschränkt</w:t>
@@ -1163,6 +1205,7 @@
     <w:p>
       <w:pPr>
         <w:pStyle w:val="ListBullet"/>
+        <w:spacing w:line="259" w:lineRule="auto" w:after="60"/>
       </w:pPr>
       <w:r>
         <w:t>Rückwirkende Übertragung für die Zeit vor Gründung</w:t>
@@ -1171,6 +1214,7 @@
     <w:p>
       <w:pPr>
         <w:pStyle w:val="ListBullet"/>
+        <w:spacing w:line="259" w:lineRule="auto" w:after="60"/>
       </w:pPr>
       <w:r>
         <w:t>Verzicht auf Urheberbenennung (soweit zulässig)</w:t>
@@ -1179,6 +1223,7 @@
     <w:p>
       <w:pPr>
         <w:pStyle w:val="ListBullet"/>
+        <w:spacing w:line="259" w:lineRule="auto" w:after="60"/>
       </w:pPr>
       <w:r>
         <w:t>Verzicht auf besondere Vergütung (über das Geschäftsführergehalt oder die Gesellschafterstellung hinaus)</w:t>
@@ -1186,6 +1231,7 @@
     </w:p>
     <w:p>
       <w:pPr>
+        <w:spacing w:line="259" w:lineRule="auto" w:after="60"/>
         <w:jc w:val="left"/>
       </w:pPr>
       <w:r>
@@ -1195,6 +1241,7 @@
     <w:p>
       <w:pPr>
         <w:pStyle w:val="Heading3"/>
+        <w:spacing w:line="259" w:lineRule="auto" w:after="60"/>
       </w:pPr>
       <w:r>
         <w:rPr>
@@ -1205,6 +1252,7 @@
     </w:p>
     <w:p>
       <w:pPr>
+        <w:spacing w:line="259" w:lineRule="auto" w:after="60"/>
         <w:jc w:val="left"/>
       </w:pPr>
       <w:r>
@@ -1214,6 +1262,7 @@
     <w:p>
       <w:pPr>
         <w:pStyle w:val="ListBullet"/>
+        <w:spacing w:line="259" w:lineRule="auto" w:after="60"/>
       </w:pPr>
       <w:r>
         <w:t>Datenschutzerklärung</w:t>
@@ -1222,6 +1271,7 @@
     <w:p>
       <w:pPr>
         <w:pStyle w:val="ListBullet"/>
+        <w:spacing w:line="259" w:lineRule="auto" w:after="60"/>
       </w:pPr>
       <w:r>
         <w:t>Cookie-Banner mit Consent Management Platform</w:t>
@@ -1230,6 +1280,7 @@
     <w:p>
       <w:pPr>
         <w:pStyle w:val="ListBullet"/>
+        <w:spacing w:line="259" w:lineRule="auto" w:after="60"/>
       </w:pPr>
       <w:r>
         <w:t>AVV mit allen Datenverarbeitern</w:t>
@@ -1238,6 +1289,7 @@
     <w:p>
       <w:pPr>
         <w:pStyle w:val="ListBullet"/>
+        <w:spacing w:line="259" w:lineRule="auto" w:after="60"/>
       </w:pPr>
       <w:r>
         <w:t>Verzeichnis von Verarbeitungstätigkeiten</w:t>
@@ -1246,6 +1298,7 @@
     <w:p>
       <w:pPr>
         <w:pStyle w:val="ListBullet"/>
+        <w:spacing w:line="259" w:lineRule="auto" w:after="60"/>
       </w:pPr>
       <w:r>
         <w:t>ggf. Datenschutz-Folgenabschätzung (DSFA), wenn KI mit personenbezogenen Daten arbeitet</w:t>
@@ -1254,6 +1307,7 @@
     <w:p>
       <w:pPr>
         <w:pStyle w:val="Heading3"/>
+        <w:spacing w:line="259" w:lineRule="auto" w:after="60"/>
       </w:pPr>
       <w:r>
         <w:rPr>
@@ -1264,6 +1318,7 @@
     </w:p>
     <w:p>
       <w:pPr>
+        <w:spacing w:line="259" w:lineRule="auto" w:after="60"/>
         <w:jc w:val="left"/>
       </w:pPr>
       <w:r>
@@ -1273,6 +1328,7 @@
     <w:p>
       <w:pPr>
         <w:pStyle w:val="Heading2"/>
+        <w:spacing w:line="259" w:lineRule="auto" w:after="60"/>
       </w:pPr>
       <w:r>
         <w:rPr>
@@ -1283,6 +1339,7 @@
     </w:p>
     <w:p>
       <w:pPr>
+        <w:spacing w:line="259" w:lineRule="auto" w:after="60"/>
         <w:jc w:val="left"/>
       </w:pPr>
       <w:r>
@@ -1575,6 +1632,7 @@
     <w:p>
       <w:pPr>
         <w:pStyle w:val="Heading2"/>
+        <w:spacing w:line="259" w:lineRule="auto" w:after="60"/>
       </w:pPr>
       <w:r>
         <w:rPr>
@@ -1809,6 +1867,7 @@
     <w:p>
       <w:pPr>
         <w:pStyle w:val="Heading2"/>
+        <w:spacing w:line="259" w:lineRule="auto" w:after="60"/>
       </w:pPr>
       <w:r>
         <w:rPr>
@@ -1819,15 +1878,21 @@
     </w:p>
     <w:p>
       <w:pPr>
+        <w:spacing w:line="259" w:lineRule="auto" w:after="60"/>
         <w:jc w:val="left"/>
       </w:pPr>
       <w:r>
         <w:t>Der Plan ist ambitioniert, aber realistisch. Wichtigster Erfolgsfaktor: konsequente Trennung zwischen rechtlicher Form und operativem Fortschritt. Wir bauen Produkt, sobald die Strukturen stehen. Wir bauen Strukturen, weil sie das Produkt absichern.</w:t>
       </w:r>
     </w:p>
-    <w:p/>
     <w:p>
       <w:pPr>
+        <w:spacing w:line="259" w:lineRule="auto" w:after="60"/>
+      </w:pPr>
+    </w:p>
+    <w:p>
+      <w:pPr>
+        <w:spacing w:line="259" w:lineRule="auto" w:after="60"/>
         <w:jc w:val="left"/>
       </w:pPr>
       <w:r>
@@ -1835,13 +1900,58 @@
       </w:r>
     </w:p>
     <w:sectPr>
+      <w:headerReference w:type="default" r:id="rId9"/>
+      <w:footerReference w:type="default" r:id="rId10"/>
       <w:pgSz w:w="11906" w:h="16838"/>
-      <w:pgMar w:top="1417" w:right="1417" w:bottom="1417" w:left="1417" w:header="720" w:footer="720" w:gutter="0"/>
+      <w:pgMar w:top="1191" w:right="1247" w:bottom="1134" w:left="1361" w:header="720" w:footer="720" w:gutter="0"/>
       <w:cols w:space="720"/>
       <w:docGrid w:linePitch="360"/>
     </w:sectPr>
   </w:body>
 </w:document>
+</file>
+
+<file path=word/footer1.xml><?xml version="1.0" encoding="utf-8"?>
+<w:ftr xmlns:m="http://schemas.openxmlformats.org/officeDocument/2006/math" xmlns:mc="http://schemas.openxmlformats.org/markup-compatibility/2006" xmlns:mo="http://schemas.microsoft.com/office/mac/office/2008/main" xmlns:mv="urn:schemas-microsoft-com:mac:vml" xmlns:o="urn:schemas-microsoft-com:office:office" xmlns:r="http://schemas.openxmlformats.org/officeDocument/2006/relationships" xmlns:v="urn:schemas-microsoft-com:vml" xmlns:w10="urn:schemas-microsoft-com:office:word" xmlns:w14="http://schemas.microsoft.com/office/word/2010/wordml" xmlns:w="http://schemas.openxmlformats.org/wordprocessingml/2006/main" xmlns:wne="http://schemas.microsoft.com/office/word/2006/wordml" xmlns:wp14="http://schemas.microsoft.com/office/word/2010/wordprocessingDrawing" xmlns:wp="http://schemas.openxmlformats.org/drawingml/2006/wordprocessingDrawing" xmlns:wpc="http://schemas.microsoft.com/office/word/2010/wordprocessingCanvas" xmlns:wpg="http://schemas.microsoft.com/office/word/2010/wordprocessingGroup" xmlns:wpi="http://schemas.microsoft.com/office/word/2010/wordprocessingInk" xmlns:wps="http://schemas.microsoft.com/office/word/2010/wordprocessingShape" mc:Ignorable="w14 wp14">
+  <w:p>
+    <w:pPr>
+      <w:pStyle w:val="Footer"/>
+      <w:jc w:val="left"/>
+    </w:pPr>
+    <w:r/>
+    <w:r>
+      <w:rPr>
+        <w:rFonts w:ascii="Times New Roman" w:hAnsi="Times New Roman"/>
+        <w:b w:val="0"/>
+        <w:color w:val="777777"/>
+        <w:sz w:val="17"/>
+      </w:rPr>
+      <w:t>Vertraulich | Bearbeitungsstand Juli 2026 | nur zur Aktenbearbeitung</w:t>
+    </w:r>
+  </w:p>
+</w:ftr>
+</file>
+
+<file path=word/header1.xml><?xml version="1.0" encoding="utf-8"?>
+<w:hdr xmlns:m="http://schemas.openxmlformats.org/officeDocument/2006/math" xmlns:mc="http://schemas.openxmlformats.org/markup-compatibility/2006" xmlns:mo="http://schemas.microsoft.com/office/mac/office/2008/main" xmlns:mv="urn:schemas-microsoft-com:mac:vml" xmlns:o="urn:schemas-microsoft-com:office:office" xmlns:r="http://schemas.openxmlformats.org/officeDocument/2006/relationships" xmlns:v="urn:schemas-microsoft-com:vml" xmlns:w10="urn:schemas-microsoft-com:office:word" xmlns:w14="http://schemas.microsoft.com/office/word/2010/wordml" xmlns:w="http://schemas.openxmlformats.org/wordprocessingml/2006/main" xmlns:wne="http://schemas.microsoft.com/office/word/2006/wordml" xmlns:wp14="http://schemas.microsoft.com/office/word/2010/wordprocessingDrawing" xmlns:wp="http://schemas.openxmlformats.org/drawingml/2006/wordprocessingDrawing" xmlns:wpc="http://schemas.microsoft.com/office/word/2010/wordprocessingCanvas" xmlns:wpg="http://schemas.microsoft.com/office/word/2010/wordprocessingGroup" xmlns:wpi="http://schemas.microsoft.com/office/word/2010/wordprocessingInk" xmlns:wps="http://schemas.microsoft.com/office/word/2010/wordprocessingShape" mc:Ignorable="w14 wp14">
+  <w:p>
+    <w:pPr>
+      <w:pStyle w:val="Header"/>
+      <w:jc w:val="left"/>
+    </w:pPr>
+    <w:r/>
+    <w:r>
+      <w:rPr>
+        <w:rFonts w:ascii="Times New Roman" w:hAnsi="Times New Roman"/>
+        <w:b w:val="0"/>
+        <w:i w:val="0"/>
+        <w:color w:val="666666"/>
+        <w:sz w:val="17"/>
+      </w:rPr>
+      <w:t>Hagemann &amp; Westarp Rechtsanwälte | Gesellschaftsrechtliche Arbeitsakte | Bearbeitungsstand Juli 2026</w:t>
+    </w:r>
+  </w:p>
+</w:hdr>
 </file>
 
 <file path=word/numbering.xml><?xml version="1.0" encoding="utf-8"?>
@@ -2558,11 +2668,12 @@
       <w:contextualSpacing/>
     </w:pPr>
     <w:rPr>
-      <w:rFonts w:asciiTheme="majorHAnsi" w:eastAsiaTheme="majorEastAsia" w:hAnsiTheme="majorHAnsi" w:cstheme="majorBidi"/>
+      <w:rFonts w:asciiTheme="majorHAnsi" w:eastAsiaTheme="majorEastAsia" w:hAnsiTheme="majorHAnsi" w:cstheme="majorBidi" w:ascii="Times New Roman" w:hAnsi="Times New Roman"/>
+      <w:b/>
       <w:color w:val="17365D" w:themeColor="text2" w:themeShade="BF"/>
       <w:spacing w:val="5"/>
       <w:kern w:val="28"/>
-      <w:sz w:val="52"/>
+      <w:sz w:val="30"/>
       <w:szCs w:val="52"/>
     </w:rPr>
   </w:style>
